--- a/课程框架-20260831.docx
+++ b/课程框架-20260831.docx
@@ -90,6 +90,7 @@
         </w:rPr>
         <w:t>36</w:t>
       </w:r>
+      <w:proofErr w:type="gramStart"/>
       <w:r>
         <w:rPr>
           <w:rFonts w:eastAsia="楷体_GB2312" w:hint="eastAsia"/>
@@ -108,6 +109,7 @@
         </w:rPr>
         <w:t>)</w:t>
       </w:r>
+      <w:proofErr w:type="gramEnd"/>
     </w:p>
     <w:p>
       <w:pPr>
@@ -387,6 +389,7 @@
         </w:rPr>
         <w:t>）</w:t>
       </w:r>
+      <w:proofErr w:type="spellStart"/>
       <w:r>
         <w:rPr>
           <w:rFonts w:hint="eastAsia"/>
@@ -396,6 +399,7 @@
       <w:r>
         <w:t>SCode</w:t>
       </w:r>
+      <w:proofErr w:type="spellEnd"/>
       <w:r>
         <w:rPr>
           <w:rFonts w:hint="eastAsia"/>
@@ -426,6 +430,7 @@
       <w:r>
         <w:t>/</w:t>
       </w:r>
+      <w:proofErr w:type="spellStart"/>
       <w:r>
         <w:t>mini</w:t>
       </w:r>
@@ -435,6 +440,7 @@
         </w:rPr>
         <w:t>conda</w:t>
       </w:r>
+      <w:proofErr w:type="spellEnd"/>
       <w:r>
         <w:rPr>
           <w:rFonts w:hint="eastAsia"/>
@@ -462,12 +468,14 @@
       <w:r>
         <w:t>/</w:t>
       </w:r>
+      <w:proofErr w:type="spellStart"/>
       <w:r>
         <w:rPr>
           <w:rFonts w:hint="eastAsia"/>
         </w:rPr>
         <w:t>conda</w:t>
       </w:r>
+      <w:proofErr w:type="spellEnd"/>
       <w:r>
         <w:rPr>
           <w:rFonts w:hint="eastAsia"/>
@@ -593,6 +601,7 @@
         </w:rPr>
         <w:t>利用</w:t>
       </w:r>
+      <w:proofErr w:type="spellStart"/>
       <w:r>
         <w:rPr>
           <w:rFonts w:hint="eastAsia"/>
@@ -602,6 +611,7 @@
         </w:rPr>
         <w:t>miniconda</w:t>
       </w:r>
+      <w:proofErr w:type="spellEnd"/>
       <w:r>
         <w:rPr>
           <w:rFonts w:hint="eastAsia"/>
@@ -629,6 +639,7 @@
         </w:rPr>
         <w:t>开发环境，要求在开发环境下安装</w:t>
       </w:r>
+      <w:proofErr w:type="spellStart"/>
       <w:r>
         <w:rPr>
           <w:b/>
@@ -646,6 +657,7 @@
         </w:rPr>
         <w:t>umpy</w:t>
       </w:r>
+      <w:proofErr w:type="spellEnd"/>
       <w:r>
         <w:rPr>
           <w:rFonts w:hint="eastAsia"/>
@@ -672,6 +684,7 @@
         </w:rPr>
         <w:t>，</w:t>
       </w:r>
+      <w:proofErr w:type="spellStart"/>
       <w:r>
         <w:rPr>
           <w:rFonts w:hint="eastAsia"/>
@@ -689,6 +702,7 @@
         </w:rPr>
         <w:t>pandas</w:t>
       </w:r>
+      <w:proofErr w:type="spellEnd"/>
       <w:r>
         <w:rPr>
           <w:rFonts w:hint="eastAsia"/>
@@ -698,6 +712,7 @@
         </w:rPr>
         <w:t>，</w:t>
       </w:r>
+      <w:proofErr w:type="spellStart"/>
       <w:r>
         <w:rPr>
           <w:rFonts w:hint="eastAsia"/>
@@ -715,6 +730,7 @@
         </w:rPr>
         <w:t>io</w:t>
       </w:r>
+      <w:proofErr w:type="spellEnd"/>
       <w:r>
         <w:rPr>
           <w:rFonts w:hint="eastAsia"/>
@@ -843,7 +859,7 @@
           <w:color w:val="C00000"/>
           <w:u w:val="single"/>
         </w:rPr>
-        <w:t>翻转课堂：</w:t>
+        <w:t>学生讲解：</w:t>
       </w:r>
       <w:r>
         <w:rPr>
@@ -861,6 +877,16 @@
           <w:b/>
           <w:bCs/>
           <w:color w:val="C00000"/>
+          <w:u w:val="single"/>
+        </w:rPr>
+        <w:t>：李晓冉，蒋云飞</w:t>
+      </w:r>
+      <w:r>
+        <w:rPr>
+          <w:rFonts w:hint="eastAsia"/>
+          <w:b/>
+          <w:bCs/>
+          <w:color w:val="C00000"/>
         </w:rPr>
         <w:t>）</w:t>
       </w:r>
@@ -1131,6 +1157,7 @@
         </w:rPr>
         <w:t>）标准库（</w:t>
       </w:r>
+      <w:proofErr w:type="spellStart"/>
       <w:r>
         <w:rPr>
           <w:rFonts w:hint="eastAsia"/>
@@ -1140,6 +1167,7 @@
       <w:r>
         <w:t>s</w:t>
       </w:r>
+      <w:proofErr w:type="spellEnd"/>
       <w:r>
         <w:rPr>
           <w:rFonts w:hint="eastAsia"/>
@@ -1194,6 +1222,7 @@
       </w:r>
     </w:p>
     <w:p>
+      <w:proofErr w:type="spellStart"/>
       <w:r>
         <w:t>n</w:t>
       </w:r>
@@ -1203,6 +1232,7 @@
         </w:rPr>
         <w:t>umpy</w:t>
       </w:r>
+      <w:proofErr w:type="spellEnd"/>
       <w:r>
         <w:rPr>
           <w:rFonts w:hint="eastAsia"/>
@@ -1221,9 +1251,11 @@
         </w:rPr>
         <w:t>；</w:t>
       </w:r>
+      <w:proofErr w:type="spellStart"/>
       <w:r>
         <w:t>geopandas</w:t>
       </w:r>
+      <w:proofErr w:type="spellEnd"/>
       <w:r>
         <w:rPr>
           <w:rFonts w:hint="eastAsia"/>
@@ -1246,8 +1278,13 @@
         </w:rPr>
         <w:t>；</w:t>
       </w:r>
-      <w:r>
-        <w:t>cartopy;</w:t>
+      <w:proofErr w:type="spellStart"/>
+      <w:r>
+        <w:t>cartopy</w:t>
+      </w:r>
+      <w:proofErr w:type="spellEnd"/>
+      <w:r>
+        <w:t>;</w:t>
       </w:r>
     </w:p>
     <w:p>
@@ -1410,6 +1447,7 @@
         </w:rPr>
         <w:t>第三方库</w:t>
       </w:r>
+      <w:proofErr w:type="spellStart"/>
       <w:r>
         <w:rPr>
           <w:b/>
@@ -1418,6 +1456,7 @@
         </w:rPr>
         <w:t>numpy</w:t>
       </w:r>
+      <w:proofErr w:type="spellEnd"/>
       <w:r>
         <w:rPr>
           <w:b/>
@@ -1553,7 +1592,23 @@
           <w:color w:val="C00000"/>
           <w:u w:val="single"/>
         </w:rPr>
-        <w:t>翻转课堂：条件与循环</w:t>
+        <w:t>学生讲解</w:t>
+      </w:r>
+      <w:r>
+        <w:rPr>
+          <w:rFonts w:hint="eastAsia"/>
+          <w:color w:val="C00000"/>
+          <w:u w:val="single"/>
+        </w:rPr>
+        <w:t>：条件与循环</w:t>
+      </w:r>
+      <w:r>
+        <w:rPr>
+          <w:rFonts w:hint="eastAsia"/>
+          <w:color w:val="C00000"/>
+          <w:u w:val="single"/>
+        </w:rPr>
+        <w:t>：张朝阳，唐展秀</w:t>
       </w:r>
       <w:r>
         <w:rPr>
@@ -2183,7 +2238,6 @@
     <w:p>
       <w:pPr>
         <w:rPr>
-          <w:rFonts w:hint="eastAsia"/>
           <w:b/>
           <w:bCs/>
           <w:color w:val="7030A0"/>
@@ -2522,7 +2576,6 @@
     <w:p>
       <w:pPr>
         <w:rPr>
-          <w:rFonts w:hint="eastAsia"/>
           <w:b/>
           <w:bCs/>
           <w:color w:val="7030A0"/>
@@ -3166,9 +3219,11 @@
         </w:rPr>
         <w:t>（</w:t>
       </w:r>
+      <w:proofErr w:type="spellStart"/>
       <w:r>
         <w:t>ICESat</w:t>
       </w:r>
+      <w:proofErr w:type="spellEnd"/>
       <w:r>
         <w:rPr>
           <w:rFonts w:hint="eastAsia"/>
@@ -3221,6 +3276,7 @@
         </w:rPr>
         <w:t>）</w:t>
       </w:r>
+      <w:proofErr w:type="spellStart"/>
       <w:r>
         <w:rPr>
           <w:rFonts w:hint="eastAsia"/>
@@ -3230,6 +3286,7 @@
       <w:r>
         <w:t>data</w:t>
       </w:r>
+      <w:proofErr w:type="spellEnd"/>
       <w:r>
         <w:rPr>
           <w:rFonts w:hint="eastAsia"/>
@@ -7420,6 +7477,10 @@
 </file>
 
 <file path=customXml/item1.xml><?xml version="1.0" encoding="utf-8"?>
+<b:Sources xmlns:b="http://schemas.openxmlformats.org/officeDocument/2006/bibliography" xmlns="http://schemas.openxmlformats.org/officeDocument/2006/bibliography" SelectedStyle="\APASixthEditionOfficeOnline.xsl" StyleName="APA" Version="6"/>
+</file>
+
+<file path=customXml/item2.xml><?xml version="1.0" encoding="utf-8"?>
 <s:customData xmlns="http://www.wps.cn/officeDocument/2013/wpsCustomData" xmlns:s="http://www.wps.cn/officeDocument/2013/wpsCustomData">
   <customSectProps>
     <customSectPr/>
@@ -7430,22 +7491,18 @@
 </s:customData>
 </file>
 
-<file path=customXml/item2.xml><?xml version="1.0" encoding="utf-8"?>
-<b:Sources xmlns:b="http://schemas.openxmlformats.org/officeDocument/2006/bibliography" xmlns="http://schemas.openxmlformats.org/officeDocument/2006/bibliography" SelectedStyle="\APASixthEditionOfficeOnline.xsl" StyleName="APA" Version="6"/>
+<file path=customXml/itemProps1.xml><?xml version="1.0" encoding="utf-8"?>
+<ds:datastoreItem xmlns:ds="http://schemas.openxmlformats.org/officeDocument/2006/customXml" ds:itemID="{F075115F-60AC-4D0E-8CD4-73C79392584C}">
+  <ds:schemaRefs>
+    <ds:schemaRef ds:uri="http://schemas.openxmlformats.org/officeDocument/2006/bibliography"/>
+  </ds:schemaRefs>
+</ds:datastoreItem>
 </file>
 
-<file path=customXml/itemProps1.xml><?xml version="1.0" encoding="utf-8"?>
+<file path=customXml/itemProps2.xml><?xml version="1.0" encoding="utf-8"?>
 <ds:datastoreItem xmlns:ds="http://schemas.openxmlformats.org/officeDocument/2006/customXml" ds:itemID="{B1977F7D-205B-4081-913C-38D41E755F92}">
   <ds:schemaRefs>
     <ds:schemaRef ds:uri="http://www.wps.cn/officeDocument/2013/wpsCustomData"/>
   </ds:schemaRefs>
 </ds:datastoreItem>
-</file>
-
-<file path=customXml/itemProps2.xml><?xml version="1.0" encoding="utf-8"?>
-<ds:datastoreItem xmlns:ds="http://schemas.openxmlformats.org/officeDocument/2006/customXml" ds:itemID="{F075115F-60AC-4D0E-8CD4-73C79392584C}">
-  <ds:schemaRefs>
-    <ds:schemaRef ds:uri="http://schemas.openxmlformats.org/officeDocument/2006/bibliography"/>
-  </ds:schemaRefs>
-</ds:datastoreItem>
 </file>
--- a/课程框架-20260831.docx
+++ b/课程框架-20260831.docx
@@ -90,7 +90,6 @@
         </w:rPr>
         <w:t>36</w:t>
       </w:r>
-      <w:proofErr w:type="gramStart"/>
       <w:r>
         <w:rPr>
           <w:rFonts w:eastAsia="楷体_GB2312" w:hint="eastAsia"/>
@@ -109,7 +108,6 @@
         </w:rPr>
         <w:t>)</w:t>
       </w:r>
-      <w:proofErr w:type="gramEnd"/>
     </w:p>
     <w:p>
       <w:pPr>
@@ -389,7 +387,6 @@
         </w:rPr>
         <w:t>）</w:t>
       </w:r>
-      <w:proofErr w:type="spellStart"/>
       <w:r>
         <w:rPr>
           <w:rFonts w:hint="eastAsia"/>
@@ -399,7 +396,6 @@
       <w:r>
         <w:t>SCode</w:t>
       </w:r>
-      <w:proofErr w:type="spellEnd"/>
       <w:r>
         <w:rPr>
           <w:rFonts w:hint="eastAsia"/>
@@ -430,7 +426,6 @@
       <w:r>
         <w:t>/</w:t>
       </w:r>
-      <w:proofErr w:type="spellStart"/>
       <w:r>
         <w:t>mini</w:t>
       </w:r>
@@ -440,7 +435,6 @@
         </w:rPr>
         <w:t>conda</w:t>
       </w:r>
-      <w:proofErr w:type="spellEnd"/>
       <w:r>
         <w:rPr>
           <w:rFonts w:hint="eastAsia"/>
@@ -468,14 +462,12 @@
       <w:r>
         <w:t>/</w:t>
       </w:r>
-      <w:proofErr w:type="spellStart"/>
       <w:r>
         <w:rPr>
           <w:rFonts w:hint="eastAsia"/>
         </w:rPr>
         <w:t>conda</w:t>
       </w:r>
-      <w:proofErr w:type="spellEnd"/>
       <w:r>
         <w:rPr>
           <w:rFonts w:hint="eastAsia"/>
@@ -601,7 +593,6 @@
         </w:rPr>
         <w:t>利用</w:t>
       </w:r>
-      <w:proofErr w:type="spellStart"/>
       <w:r>
         <w:rPr>
           <w:rFonts w:hint="eastAsia"/>
@@ -611,7 +602,6 @@
         </w:rPr>
         <w:t>miniconda</w:t>
       </w:r>
-      <w:proofErr w:type="spellEnd"/>
       <w:r>
         <w:rPr>
           <w:rFonts w:hint="eastAsia"/>
@@ -639,7 +629,6 @@
         </w:rPr>
         <w:t>开发环境，要求在开发环境下安装</w:t>
       </w:r>
-      <w:proofErr w:type="spellStart"/>
       <w:r>
         <w:rPr>
           <w:b/>
@@ -657,7 +646,6 @@
         </w:rPr>
         <w:t>umpy</w:t>
       </w:r>
-      <w:proofErr w:type="spellEnd"/>
       <w:r>
         <w:rPr>
           <w:rFonts w:hint="eastAsia"/>
@@ -684,7 +672,6 @@
         </w:rPr>
         <w:t>，</w:t>
       </w:r>
-      <w:proofErr w:type="spellStart"/>
       <w:r>
         <w:rPr>
           <w:rFonts w:hint="eastAsia"/>
@@ -702,7 +689,6 @@
         </w:rPr>
         <w:t>pandas</w:t>
       </w:r>
-      <w:proofErr w:type="spellEnd"/>
       <w:r>
         <w:rPr>
           <w:rFonts w:hint="eastAsia"/>
@@ -712,7 +698,6 @@
         </w:rPr>
         <w:t>，</w:t>
       </w:r>
-      <w:proofErr w:type="spellStart"/>
       <w:r>
         <w:rPr>
           <w:rFonts w:hint="eastAsia"/>
@@ -730,7 +715,6 @@
         </w:rPr>
         <w:t>io</w:t>
       </w:r>
-      <w:proofErr w:type="spellEnd"/>
       <w:r>
         <w:rPr>
           <w:rFonts w:hint="eastAsia"/>
@@ -1157,7 +1141,6 @@
         </w:rPr>
         <w:t>）标准库（</w:t>
       </w:r>
-      <w:proofErr w:type="spellStart"/>
       <w:r>
         <w:rPr>
           <w:rFonts w:hint="eastAsia"/>
@@ -1167,7 +1150,6 @@
       <w:r>
         <w:t>s</w:t>
       </w:r>
-      <w:proofErr w:type="spellEnd"/>
       <w:r>
         <w:rPr>
           <w:rFonts w:hint="eastAsia"/>
@@ -1222,7 +1204,6 @@
       </w:r>
     </w:p>
     <w:p>
-      <w:proofErr w:type="spellStart"/>
       <w:r>
         <w:t>n</w:t>
       </w:r>
@@ -1232,7 +1213,6 @@
         </w:rPr>
         <w:t>umpy</w:t>
       </w:r>
-      <w:proofErr w:type="spellEnd"/>
       <w:r>
         <w:rPr>
           <w:rFonts w:hint="eastAsia"/>
@@ -1251,11 +1231,9 @@
         </w:rPr>
         <w:t>；</w:t>
       </w:r>
-      <w:proofErr w:type="spellStart"/>
       <w:r>
         <w:t>geopandas</w:t>
       </w:r>
-      <w:proofErr w:type="spellEnd"/>
       <w:r>
         <w:rPr>
           <w:rFonts w:hint="eastAsia"/>
@@ -1278,13 +1256,8 @@
         </w:rPr>
         <w:t>；</w:t>
       </w:r>
-      <w:proofErr w:type="spellStart"/>
-      <w:r>
-        <w:t>cartopy</w:t>
-      </w:r>
-      <w:proofErr w:type="spellEnd"/>
-      <w:r>
-        <w:t>;</w:t>
+      <w:r>
+        <w:t>cartopy;</w:t>
       </w:r>
     </w:p>
     <w:p>
@@ -1447,7 +1420,6 @@
         </w:rPr>
         <w:t>第三方库</w:t>
       </w:r>
-      <w:proofErr w:type="spellStart"/>
       <w:r>
         <w:rPr>
           <w:b/>
@@ -1456,7 +1428,6 @@
         </w:rPr>
         <w:t>numpy</w:t>
       </w:r>
-      <w:proofErr w:type="spellEnd"/>
       <w:r>
         <w:rPr>
           <w:b/>
@@ -2029,6 +2000,54 @@
       <w:r>
         <w:rPr>
           <w:rFonts w:hint="eastAsia"/>
+          <w:color w:val="C00000"/>
+        </w:rPr>
+        <w:t>（</w:t>
+      </w:r>
+      <w:r>
+        <w:rPr>
+          <w:rFonts w:hint="eastAsia"/>
+          <w:color w:val="C00000"/>
+          <w:u w:val="single"/>
+        </w:rPr>
+        <w:t>学生讲解</w:t>
+      </w:r>
+      <w:r>
+        <w:rPr>
+          <w:rFonts w:hint="eastAsia"/>
+          <w:color w:val="C00000"/>
+          <w:u w:val="single"/>
+        </w:rPr>
+        <w:t>：</w:t>
+      </w:r>
+      <w:r>
+        <w:rPr>
+          <w:rFonts w:hint="eastAsia"/>
+          <w:color w:val="C00000"/>
+          <w:u w:val="single"/>
+        </w:rPr>
+        <w:t>云端遥感影像光谱指数计算和水体提取</w:t>
+      </w:r>
+      <w:r>
+        <w:rPr>
+          <w:rFonts w:hint="eastAsia"/>
+          <w:color w:val="C00000"/>
+          <w:u w:val="single"/>
+        </w:rPr>
+        <w:t>：？</w:t>
+      </w:r>
+      <w:r>
+        <w:rPr>
+          <w:rFonts w:hint="eastAsia"/>
+          <w:color w:val="C00000"/>
+        </w:rPr>
+        <w:t>）</w:t>
+      </w:r>
+    </w:p>
+    <w:p>
+      <w:r>
+        <w:rPr>
+          <w:rFonts w:hint="eastAsia"/>
         </w:rPr>
         <w:t>1. GEE</w:t>
       </w:r>
@@ -2987,6 +3006,7 @@
           <w:bCs/>
           <w:color w:val="7030A0"/>
         </w:rPr>
+        <w:lastRenderedPageBreak/>
         <w:t>（</w:t>
       </w:r>
       <w:r>
@@ -3067,7 +3087,6 @@
           <w:bCs/>
           <w:color w:val="FF0000"/>
         </w:rPr>
-        <w:lastRenderedPageBreak/>
         <w:t>作业</w:t>
       </w:r>
       <w:r>
@@ -3219,11 +3238,9 @@
         </w:rPr>
         <w:t>（</w:t>
       </w:r>
-      <w:proofErr w:type="spellStart"/>
       <w:r>
         <w:t>ICESat</w:t>
       </w:r>
-      <w:proofErr w:type="spellEnd"/>
       <w:r>
         <w:rPr>
           <w:rFonts w:hint="eastAsia"/>
@@ -3276,7 +3293,6 @@
         </w:rPr>
         <w:t>）</w:t>
       </w:r>
-      <w:proofErr w:type="spellStart"/>
       <w:r>
         <w:rPr>
           <w:rFonts w:hint="eastAsia"/>
@@ -3286,7 +3302,6 @@
       <w:r>
         <w:t>data</w:t>
       </w:r>
-      <w:proofErr w:type="spellEnd"/>
       <w:r>
         <w:rPr>
           <w:rFonts w:hint="eastAsia"/>
@@ -7477,10 +7492,6 @@
 </file>
 
 <file path=customXml/item1.xml><?xml version="1.0" encoding="utf-8"?>
-<b:Sources xmlns:b="http://schemas.openxmlformats.org/officeDocument/2006/bibliography" xmlns="http://schemas.openxmlformats.org/officeDocument/2006/bibliography" SelectedStyle="\APASixthEditionOfficeOnline.xsl" StyleName="APA" Version="6"/>
-</file>
-
-<file path=customXml/item2.xml><?xml version="1.0" encoding="utf-8"?>
 <s:customData xmlns="http://www.wps.cn/officeDocument/2013/wpsCustomData" xmlns:s="http://www.wps.cn/officeDocument/2013/wpsCustomData">
   <customSectProps>
     <customSectPr/>
@@ -7491,18 +7502,22 @@
 </s:customData>
 </file>
 
+<file path=customXml/item2.xml><?xml version="1.0" encoding="utf-8"?>
+<b:Sources xmlns:b="http://schemas.openxmlformats.org/officeDocument/2006/bibliography" xmlns="http://schemas.openxmlformats.org/officeDocument/2006/bibliography" SelectedStyle="\APASixthEditionOfficeOnline.xsl" StyleName="APA" Version="6"/>
+</file>
+
 <file path=customXml/itemProps1.xml><?xml version="1.0" encoding="utf-8"?>
+<ds:datastoreItem xmlns:ds="http://schemas.openxmlformats.org/officeDocument/2006/customXml" ds:itemID="{B1977F7D-205B-4081-913C-38D41E755F92}">
+  <ds:schemaRefs>
+    <ds:schemaRef ds:uri="http://www.wps.cn/officeDocument/2013/wpsCustomData"/>
+  </ds:schemaRefs>
+</ds:datastoreItem>
+</file>
+
+<file path=customXml/itemProps2.xml><?xml version="1.0" encoding="utf-8"?>
 <ds:datastoreItem xmlns:ds="http://schemas.openxmlformats.org/officeDocument/2006/customXml" ds:itemID="{F075115F-60AC-4D0E-8CD4-73C79392584C}">
   <ds:schemaRefs>
     <ds:schemaRef ds:uri="http://schemas.openxmlformats.org/officeDocument/2006/bibliography"/>
   </ds:schemaRefs>
 </ds:datastoreItem>
-</file>
-
-<file path=customXml/itemProps2.xml><?xml version="1.0" encoding="utf-8"?>
-<ds:datastoreItem xmlns:ds="http://schemas.openxmlformats.org/officeDocument/2006/customXml" ds:itemID="{B1977F7D-205B-4081-913C-38D41E755F92}">
-  <ds:schemaRefs>
-    <ds:schemaRef ds:uri="http://www.wps.cn/officeDocument/2013/wpsCustomData"/>
-  </ds:schemaRefs>
-</ds:datastoreItem>
 </file>
--- a/课程框架-20260831.docx
+++ b/课程框架-20260831.docx
@@ -90,6 +90,7 @@
         </w:rPr>
         <w:t>36</w:t>
       </w:r>
+      <w:proofErr w:type="gramStart"/>
       <w:r>
         <w:rPr>
           <w:rFonts w:eastAsia="楷体_GB2312" w:hint="eastAsia"/>
@@ -108,6 +109,7 @@
         </w:rPr>
         <w:t>)</w:t>
       </w:r>
+      <w:proofErr w:type="gramEnd"/>
     </w:p>
     <w:p>
       <w:pPr>
@@ -387,6 +389,7 @@
         </w:rPr>
         <w:t>）</w:t>
       </w:r>
+      <w:proofErr w:type="spellStart"/>
       <w:r>
         <w:rPr>
           <w:rFonts w:hint="eastAsia"/>
@@ -396,6 +399,7 @@
       <w:r>
         <w:t>SCode</w:t>
       </w:r>
+      <w:proofErr w:type="spellEnd"/>
       <w:r>
         <w:rPr>
           <w:rFonts w:hint="eastAsia"/>
@@ -426,6 +430,7 @@
       <w:r>
         <w:t>/</w:t>
       </w:r>
+      <w:proofErr w:type="spellStart"/>
       <w:r>
         <w:t>mini</w:t>
       </w:r>
@@ -435,6 +440,7 @@
         </w:rPr>
         <w:t>conda</w:t>
       </w:r>
+      <w:proofErr w:type="spellEnd"/>
       <w:r>
         <w:rPr>
           <w:rFonts w:hint="eastAsia"/>
@@ -462,12 +468,14 @@
       <w:r>
         <w:t>/</w:t>
       </w:r>
+      <w:proofErr w:type="spellStart"/>
       <w:r>
         <w:rPr>
           <w:rFonts w:hint="eastAsia"/>
         </w:rPr>
         <w:t>conda</w:t>
       </w:r>
+      <w:proofErr w:type="spellEnd"/>
       <w:r>
         <w:rPr>
           <w:rFonts w:hint="eastAsia"/>
@@ -593,6 +601,7 @@
         </w:rPr>
         <w:t>利用</w:t>
       </w:r>
+      <w:proofErr w:type="spellStart"/>
       <w:r>
         <w:rPr>
           <w:rFonts w:hint="eastAsia"/>
@@ -602,6 +611,7 @@
         </w:rPr>
         <w:t>miniconda</w:t>
       </w:r>
+      <w:proofErr w:type="spellEnd"/>
       <w:r>
         <w:rPr>
           <w:rFonts w:hint="eastAsia"/>
@@ -629,6 +639,7 @@
         </w:rPr>
         <w:t>开发环境，要求在开发环境下安装</w:t>
       </w:r>
+      <w:proofErr w:type="spellStart"/>
       <w:r>
         <w:rPr>
           <w:b/>
@@ -646,6 +657,7 @@
         </w:rPr>
         <w:t>umpy</w:t>
       </w:r>
+      <w:proofErr w:type="spellEnd"/>
       <w:r>
         <w:rPr>
           <w:rFonts w:hint="eastAsia"/>
@@ -672,6 +684,7 @@
         </w:rPr>
         <w:t>，</w:t>
       </w:r>
+      <w:proofErr w:type="spellStart"/>
       <w:r>
         <w:rPr>
           <w:rFonts w:hint="eastAsia"/>
@@ -689,6 +702,7 @@
         </w:rPr>
         <w:t>pandas</w:t>
       </w:r>
+      <w:proofErr w:type="spellEnd"/>
       <w:r>
         <w:rPr>
           <w:rFonts w:hint="eastAsia"/>
@@ -698,6 +712,7 @@
         </w:rPr>
         <w:t>，</w:t>
       </w:r>
+      <w:proofErr w:type="spellStart"/>
       <w:r>
         <w:rPr>
           <w:rFonts w:hint="eastAsia"/>
@@ -715,6 +730,7 @@
         </w:rPr>
         <w:t>io</w:t>
       </w:r>
+      <w:proofErr w:type="spellEnd"/>
       <w:r>
         <w:rPr>
           <w:rFonts w:hint="eastAsia"/>
@@ -1141,6 +1157,7 @@
         </w:rPr>
         <w:t>）标准库（</w:t>
       </w:r>
+      <w:proofErr w:type="spellStart"/>
       <w:r>
         <w:rPr>
           <w:rFonts w:hint="eastAsia"/>
@@ -1150,6 +1167,7 @@
       <w:r>
         <w:t>s</w:t>
       </w:r>
+      <w:proofErr w:type="spellEnd"/>
       <w:r>
         <w:rPr>
           <w:rFonts w:hint="eastAsia"/>
@@ -1204,6 +1222,7 @@
       </w:r>
     </w:p>
     <w:p>
+      <w:proofErr w:type="spellStart"/>
       <w:r>
         <w:t>n</w:t>
       </w:r>
@@ -1213,6 +1232,7 @@
         </w:rPr>
         <w:t>umpy</w:t>
       </w:r>
+      <w:proofErr w:type="spellEnd"/>
       <w:r>
         <w:rPr>
           <w:rFonts w:hint="eastAsia"/>
@@ -1231,9 +1251,11 @@
         </w:rPr>
         <w:t>；</w:t>
       </w:r>
+      <w:proofErr w:type="spellStart"/>
       <w:r>
         <w:t>geopandas</w:t>
       </w:r>
+      <w:proofErr w:type="spellEnd"/>
       <w:r>
         <w:rPr>
           <w:rFonts w:hint="eastAsia"/>
@@ -1256,8 +1278,13 @@
         </w:rPr>
         <w:t>；</w:t>
       </w:r>
-      <w:r>
-        <w:t>cartopy;</w:t>
+      <w:proofErr w:type="spellStart"/>
+      <w:r>
+        <w:t>cartopy</w:t>
+      </w:r>
+      <w:proofErr w:type="spellEnd"/>
+      <w:r>
+        <w:t>;</w:t>
       </w:r>
     </w:p>
     <w:p>
@@ -1420,6 +1447,7 @@
         </w:rPr>
         <w:t>第三方库</w:t>
       </w:r>
+      <w:proofErr w:type="spellStart"/>
       <w:r>
         <w:rPr>
           <w:b/>
@@ -1428,6 +1456,7 @@
         </w:rPr>
         <w:t>numpy</w:t>
       </w:r>
+      <w:proofErr w:type="spellEnd"/>
       <w:r>
         <w:rPr>
           <w:b/>
@@ -2034,7 +2063,23 @@
           <w:color w:val="C00000"/>
           <w:u w:val="single"/>
         </w:rPr>
-        <w:t>：？</w:t>
+        <w:t>：</w:t>
+      </w:r>
+      <w:r>
+        <w:rPr>
+          <w:rFonts w:hint="eastAsia"/>
+          <w:color w:val="C00000"/>
+          <w:u w:val="single"/>
+        </w:rPr>
+        <w:t>郭志</w:t>
+      </w:r>
+      <w:r>
+        <w:rPr>
+          <w:rFonts w:hint="eastAsia"/>
+          <w:color w:val="C00000"/>
+          <w:u w:val="single"/>
+        </w:rPr>
+        <w:t>烽</w:t>
       </w:r>
       <w:r>
         <w:rPr>
@@ -3238,9 +3283,11 @@
         </w:rPr>
         <w:t>（</w:t>
       </w:r>
+      <w:proofErr w:type="spellStart"/>
       <w:r>
         <w:t>ICESat</w:t>
       </w:r>
+      <w:proofErr w:type="spellEnd"/>
       <w:r>
         <w:rPr>
           <w:rFonts w:hint="eastAsia"/>
@@ -3293,6 +3340,7 @@
         </w:rPr>
         <w:t>）</w:t>
       </w:r>
+      <w:proofErr w:type="spellStart"/>
       <w:r>
         <w:rPr>
           <w:rFonts w:hint="eastAsia"/>
@@ -3302,6 +3350,7 @@
       <w:r>
         <w:t>data</w:t>
       </w:r>
+      <w:proofErr w:type="spellEnd"/>
       <w:r>
         <w:rPr>
           <w:rFonts w:hint="eastAsia"/>
@@ -7492,6 +7541,10 @@
 </file>
 
 <file path=customXml/item1.xml><?xml version="1.0" encoding="utf-8"?>
+<b:Sources xmlns:b="http://schemas.openxmlformats.org/officeDocument/2006/bibliography" xmlns="http://schemas.openxmlformats.org/officeDocument/2006/bibliography" SelectedStyle="\APASixthEditionOfficeOnline.xsl" StyleName="APA" Version="6"/>
+</file>
+
+<file path=customXml/item2.xml><?xml version="1.0" encoding="utf-8"?>
 <s:customData xmlns="http://www.wps.cn/officeDocument/2013/wpsCustomData" xmlns:s="http://www.wps.cn/officeDocument/2013/wpsCustomData">
   <customSectProps>
     <customSectPr/>
@@ -7502,22 +7555,18 @@
 </s:customData>
 </file>
 
-<file path=customXml/item2.xml><?xml version="1.0" encoding="utf-8"?>
-<b:Sources xmlns:b="http://schemas.openxmlformats.org/officeDocument/2006/bibliography" xmlns="http://schemas.openxmlformats.org/officeDocument/2006/bibliography" SelectedStyle="\APASixthEditionOfficeOnline.xsl" StyleName="APA" Version="6"/>
+<file path=customXml/itemProps1.xml><?xml version="1.0" encoding="utf-8"?>
+<ds:datastoreItem xmlns:ds="http://schemas.openxmlformats.org/officeDocument/2006/customXml" ds:itemID="{F075115F-60AC-4D0E-8CD4-73C79392584C}">
+  <ds:schemaRefs>
+    <ds:schemaRef ds:uri="http://schemas.openxmlformats.org/officeDocument/2006/bibliography"/>
+  </ds:schemaRefs>
+</ds:datastoreItem>
 </file>
 
-<file path=customXml/itemProps1.xml><?xml version="1.0" encoding="utf-8"?>
+<file path=customXml/itemProps2.xml><?xml version="1.0" encoding="utf-8"?>
 <ds:datastoreItem xmlns:ds="http://schemas.openxmlformats.org/officeDocument/2006/customXml" ds:itemID="{B1977F7D-205B-4081-913C-38D41E755F92}">
   <ds:schemaRefs>
     <ds:schemaRef ds:uri="http://www.wps.cn/officeDocument/2013/wpsCustomData"/>
   </ds:schemaRefs>
 </ds:datastoreItem>
-</file>
-
-<file path=customXml/itemProps2.xml><?xml version="1.0" encoding="utf-8"?>
-<ds:datastoreItem xmlns:ds="http://schemas.openxmlformats.org/officeDocument/2006/customXml" ds:itemID="{F075115F-60AC-4D0E-8CD4-73C79392584C}">
-  <ds:schemaRefs>
-    <ds:schemaRef ds:uri="http://schemas.openxmlformats.org/officeDocument/2006/bibliography"/>
-  </ds:schemaRefs>
-</ds:datastoreItem>
 </file>